--- a/Cover_Letters/Shinoy_Accenture_the_Netherlands_Medior_Pega_Developer_Cover_Letter.docx
+++ b/Cover_Letters/Shinoy_Accenture_the_Netherlands_Medior_Pega_Developer_Cover_Letter.docx
@@ -14,7 +14,7 @@
     </w:p>
     <w:p>
       <w:r>
-        <w:t>September 08, 2026</w:t>
+        <w:t>September 23, 2026</w:t>
       </w:r>
     </w:p>
     <w:p>
@@ -35,7 +35,12 @@
     </w:p>
     <w:p>
       <w:r>
-        <w:t>While my primary background is in test automation and quality engineering using tools like Java, Selenium, and Playwright, I have extensive experience working closely with developers and product owners in agile setups to translate requirements into reliable solutions. I am used to building and testing integrations with REST APIs, handling data validation, and participating actively in sprint planning and daily standups. I have also used AI tools like Gemini Code Assist to streamline script generation in my recent projects.</w:t>
+        <w:t>Over the past eight years, I have worked extensively in agile environments for financial and enterprise clients, focusing on automation, workflow validation, and CI/CD pipelines. While my core expertise is in QA engineering rather than Pega development, I am comfortable working closely with multidisciplinary teams, analyzing technical requirements, and building reliable components. I also appreciate your focus on automation and AI-enabled solutions, and I regularly use tools like Gemini Code Assist to streamline technical tasks.</w:t>
+      </w:r>
+    </w:p>
+    <w:p>
+      <w:r>
+        <w:t>I am confident that my experience in structured enterprise testing and process optimization will allow me to support your digital transformation initiatives effectively.</w:t>
       </w:r>
     </w:p>
     <w:p>
